--- a/lessons/4-5/downloads/reveal/teacher/4.5-session-2-prerequisite-practice-a.docx
+++ b/lessons/4-5/downloads/reveal/teacher/4.5-session-2-prerequisite-practice-a.docx
@@ -114,7 +114,7 @@
           <w:sz w:val="17"/>
           <w:szCs w:val="17"/>
         </w:rPr>
-        <w:t xml:space="preserve">Builds on Grade 5 · 5.NBT.B.7</w:t>
+        <w:t xml:space="preserve">Builds on Grade 5</w:t>
       </w:r>
     </w:p>
     <w:tbl>
@@ -245,7 +245,7 @@
                 <w:sz w:val="20"/>
                 <w:szCs w:val="20"/>
               </w:rPr>
-              <w:t xml:space="preserve">You will use it in Practice Form A, problems 1 and 3.</w:t>
+              <w:t xml:space="preserve">You will use it in Practice, problems 1, 2 and 3.</w:t>
             </w:r>
           </w:p>
         </w:tc>
@@ -261,6 +261,7 @@
           <w:tab w:val="right" w:pos="9504"/>
         </w:tabs>
         <w:spacing w:before="50" w:after="36" w:line="240" w:lineRule="auto"/>
+        <w:outlineLvl w:val="1"/>
       </w:pPr>
       <w:r>
         <w:rPr>
@@ -509,6 +510,7 @@
           <w:tab w:val="right" w:pos="9504"/>
         </w:tabs>
         <w:spacing w:before="50" w:after="36" w:line="240" w:lineRule="auto"/>
+        <w:outlineLvl w:val="1"/>
       </w:pPr>
       <w:r>
         <w:rPr>
@@ -715,6 +717,7 @@
           <w:tab w:val="right" w:pos="9504"/>
         </w:tabs>
         <w:spacing w:before="50" w:after="36" w:line="240" w:lineRule="auto"/>
+        <w:outlineLvl w:val="1"/>
       </w:pPr>
       <w:r>
         <w:rPr>
@@ -761,8 +764,8 @@
           <w:rFonts w:ascii="Avenir Next" w:hAnsi="Avenir Next" w:cs="Avenir Next" w:eastAsia="Avenir Next"/>
           <w:b/>
           <w:color w:val="1A1A1A"/>
-          <w:sz w:val="22"/>
-          <w:szCs w:val="22"/>
+          <w:sz w:val="21"/>
+          <w:szCs w:val="21"/>
         </w:rPr>
         <w:t xml:space="preserve">1.</w:t>
       </w:r>
@@ -770,8 +773,8 @@
         <w:rPr>
           <w:rFonts w:ascii="Avenir Next" w:hAnsi="Avenir Next" w:cs="Avenir Next" w:eastAsia="Avenir Next"/>
           <w:color w:val="1A1A1A"/>
-          <w:sz w:val="22"/>
-          <w:szCs w:val="22"/>
+          <w:sz w:val="21"/>
+          <w:szCs w:val="21"/>
         </w:rPr>
         <w:tab/>
       </w:r>
@@ -779,8 +782,8 @@
         <w:rPr>
           <w:rFonts w:ascii="Avenir Next" w:hAnsi="Avenir Next" w:cs="Avenir Next" w:eastAsia="Avenir Next"/>
           <w:color w:val="1A1A1A"/>
-          <w:sz w:val="22"/>
-          <w:szCs w:val="22"/>
+          <w:sz w:val="21"/>
+          <w:szCs w:val="21"/>
         </w:rPr>
         <w:t xml:space="preserve">Solve 8 × w = 56.</w:t>
       </w:r>
@@ -1013,8 +1016,8 @@
           <w:rFonts w:ascii="Avenir Next" w:hAnsi="Avenir Next" w:cs="Avenir Next" w:eastAsia="Avenir Next"/>
           <w:b/>
           <w:color w:val="1A1A1A"/>
-          <w:sz w:val="22"/>
-          <w:szCs w:val="22"/>
+          <w:sz w:val="21"/>
+          <w:szCs w:val="21"/>
         </w:rPr>
         <w:t xml:space="preserve">2.</w:t>
       </w:r>
@@ -1022,8 +1025,8 @@
         <w:rPr>
           <w:rFonts w:ascii="Avenir Next" w:hAnsi="Avenir Next" w:cs="Avenir Next" w:eastAsia="Avenir Next"/>
           <w:color w:val="1A1A1A"/>
-          <w:sz w:val="22"/>
-          <w:szCs w:val="22"/>
+          <w:sz w:val="21"/>
+          <w:szCs w:val="21"/>
         </w:rPr>
         <w:tab/>
       </w:r>
@@ -1031,8 +1034,8 @@
         <w:rPr>
           <w:rFonts w:ascii="Avenir Next" w:hAnsi="Avenir Next" w:cs="Avenir Next" w:eastAsia="Avenir Next"/>
           <w:color w:val="1A1A1A"/>
-          <w:sz w:val="22"/>
-          <w:szCs w:val="22"/>
+          <w:sz w:val="21"/>
+          <w:szCs w:val="21"/>
         </w:rPr>
         <w:t xml:space="preserve">Solve 5 × w = 85.</w:t>
       </w:r>
@@ -1261,6 +1264,7 @@
           <w:tab w:val="right" w:pos="9504"/>
         </w:tabs>
         <w:spacing w:before="50" w:after="36" w:line="240" w:lineRule="auto"/>
+        <w:outlineLvl w:val="1"/>
       </w:pPr>
       <w:r>
         <w:rPr>
@@ -1345,8 +1349,8 @@
                 <w:rFonts w:ascii="Avenir Next" w:hAnsi="Avenir Next" w:cs="Avenir Next" w:eastAsia="Avenir Next"/>
                 <w:b/>
                 <w:color w:val="1A1A1A"/>
-                <w:sz w:val="22"/>
-                <w:szCs w:val="22"/>
+                <w:sz w:val="21"/>
+                <w:szCs w:val="21"/>
               </w:rPr>
               <w:t xml:space="preserve">3.</w:t>
             </w:r>
@@ -1354,8 +1358,8 @@
               <w:rPr>
                 <w:rFonts w:ascii="Avenir Next" w:hAnsi="Avenir Next" w:cs="Avenir Next" w:eastAsia="Avenir Next"/>
                 <w:color w:val="1A1A1A"/>
-                <w:sz w:val="22"/>
-                <w:szCs w:val="22"/>
+                <w:sz w:val="21"/>
+                <w:szCs w:val="21"/>
               </w:rPr>
               <w:tab/>
             </w:r>
@@ -1363,8 +1367,8 @@
               <w:rPr>
                 <w:rFonts w:ascii="Avenir Next" w:hAnsi="Avenir Next" w:cs="Avenir Next" w:eastAsia="Avenir Next"/>
                 <w:color w:val="1A1A1A"/>
-                <w:sz w:val="22"/>
-                <w:szCs w:val="22"/>
+                <w:sz w:val="21"/>
+                <w:szCs w:val="21"/>
               </w:rPr>
               <w:t xml:space="preserve">Solve for w.</w:t>
             </w:r>
@@ -1419,8 +1423,8 @@
                       <w:rFonts w:ascii="Avenir Next" w:hAnsi="Avenir Next" w:cs="Avenir Next" w:eastAsia="Avenir Next"/>
                       <w:b/>
                       <w:color w:val="003A70"/>
-                      <w:sz w:val="22"/>
-                      <w:szCs w:val="22"/>
+                      <w:sz w:val="21"/>
+                      <w:szCs w:val="21"/>
                     </w:rPr>
                     <w:t xml:space="preserve">a.</w:t>
                   </w:r>
@@ -1428,8 +1432,8 @@
                     <w:rPr>
                       <w:rFonts w:ascii="Avenir Next" w:hAnsi="Avenir Next" w:cs="Avenir Next" w:eastAsia="Avenir Next"/>
                       <w:color w:val="1A1A1A"/>
-                      <w:sz w:val="22"/>
-                      <w:szCs w:val="22"/>
+                      <w:sz w:val="21"/>
+                      <w:szCs w:val="21"/>
                     </w:rPr>
                     <w:tab/>
                   </w:r>
@@ -1437,8 +1441,8 @@
                     <w:rPr>
                       <w:rFonts w:ascii="Avenir Next" w:hAnsi="Avenir Next" w:cs="Avenir Next" w:eastAsia="Avenir Next"/>
                       <w:color w:val="1A1A1A"/>
-                      <w:sz w:val="22"/>
-                      <w:szCs w:val="22"/>
+                      <w:sz w:val="21"/>
+                      <w:szCs w:val="21"/>
                     </w:rPr>
                     <w:t xml:space="preserve">4 × w = 48</w:t>
                   </w:r>
@@ -1446,8 +1450,8 @@
                     <w:rPr>
                       <w:rFonts w:ascii="Avenir Next" w:hAnsi="Avenir Next" w:cs="Avenir Next" w:eastAsia="Avenir Next"/>
                       <w:color w:val="1A1A1A"/>
-                      <w:sz w:val="22"/>
-                      <w:szCs w:val="22"/>
+                      <w:sz w:val="21"/>
+                      <w:szCs w:val="21"/>
                     </w:rPr>
                     <w:t xml:space="preserve">  </w:t>
                   </w:r>
@@ -1455,11 +1459,11 @@
                     <w:rPr>
                       <w:rFonts w:ascii="Avenir Next" w:hAnsi="Avenir Next" w:cs="Avenir Next" w:eastAsia="Avenir Next"/>
                       <w:color w:val="1A1A1A"/>
-                      <w:sz w:val="22"/>
-                      <w:szCs w:val="22"/>
+                      <w:sz w:val="21"/>
+                      <w:szCs w:val="21"/>
                       <w:u w:val="single"/>
                     </w:rPr>
-                    <w:t xml:space="preserve">    </w:t>
+                    <w:t xml:space="preserve">        </w:t>
                   </w:r>
                 </w:p>
               </w:tc>
@@ -1481,8 +1485,8 @@
                       <w:rFonts w:ascii="Avenir Next" w:hAnsi="Avenir Next" w:cs="Avenir Next" w:eastAsia="Avenir Next"/>
                       <w:b/>
                       <w:color w:val="003A70"/>
-                      <w:sz w:val="22"/>
-                      <w:szCs w:val="22"/>
+                      <w:sz w:val="21"/>
+                      <w:szCs w:val="21"/>
                     </w:rPr>
                     <w:t xml:space="preserve">b.</w:t>
                   </w:r>
@@ -1490,8 +1494,8 @@
                     <w:rPr>
                       <w:rFonts w:ascii="Avenir Next" w:hAnsi="Avenir Next" w:cs="Avenir Next" w:eastAsia="Avenir Next"/>
                       <w:color w:val="1A1A1A"/>
-                      <w:sz w:val="22"/>
-                      <w:szCs w:val="22"/>
+                      <w:sz w:val="21"/>
+                      <w:szCs w:val="21"/>
                     </w:rPr>
                     <w:tab/>
                   </w:r>
@@ -1499,8 +1503,8 @@
                     <w:rPr>
                       <w:rFonts w:ascii="Avenir Next" w:hAnsi="Avenir Next" w:cs="Avenir Next" w:eastAsia="Avenir Next"/>
                       <w:color w:val="1A1A1A"/>
-                      <w:sz w:val="22"/>
-                      <w:szCs w:val="22"/>
+                      <w:sz w:val="21"/>
+                      <w:szCs w:val="21"/>
                     </w:rPr>
                     <w:t xml:space="preserve">9 × w = 63</w:t>
                   </w:r>
@@ -1508,8 +1512,8 @@
                     <w:rPr>
                       <w:rFonts w:ascii="Avenir Next" w:hAnsi="Avenir Next" w:cs="Avenir Next" w:eastAsia="Avenir Next"/>
                       <w:color w:val="1A1A1A"/>
-                      <w:sz w:val="22"/>
-                      <w:szCs w:val="22"/>
+                      <w:sz w:val="21"/>
+                      <w:szCs w:val="21"/>
                     </w:rPr>
                     <w:t xml:space="preserve">  </w:t>
                   </w:r>
@@ -1517,11 +1521,11 @@
                     <w:rPr>
                       <w:rFonts w:ascii="Avenir Next" w:hAnsi="Avenir Next" w:cs="Avenir Next" w:eastAsia="Avenir Next"/>
                       <w:color w:val="1A1A1A"/>
-                      <w:sz w:val="22"/>
-                      <w:szCs w:val="22"/>
+                      <w:sz w:val="21"/>
+                      <w:szCs w:val="21"/>
                       <w:u w:val="single"/>
                     </w:rPr>
-                    <w:t xml:space="preserve">    </w:t>
+                    <w:t xml:space="preserve">        </w:t>
                   </w:r>
                 </w:p>
               </w:tc>
@@ -1543,8 +1547,8 @@
                       <w:rFonts w:ascii="Avenir Next" w:hAnsi="Avenir Next" w:cs="Avenir Next" w:eastAsia="Avenir Next"/>
                       <w:b/>
                       <w:color w:val="003A70"/>
-                      <w:sz w:val="22"/>
-                      <w:szCs w:val="22"/>
+                      <w:sz w:val="21"/>
+                      <w:szCs w:val="21"/>
                     </w:rPr>
                     <w:t xml:space="preserve">c.</w:t>
                   </w:r>
@@ -1552,8 +1556,8 @@
                     <w:rPr>
                       <w:rFonts w:ascii="Avenir Next" w:hAnsi="Avenir Next" w:cs="Avenir Next" w:eastAsia="Avenir Next"/>
                       <w:color w:val="1A1A1A"/>
-                      <w:sz w:val="22"/>
-                      <w:szCs w:val="22"/>
+                      <w:sz w:val="21"/>
+                      <w:szCs w:val="21"/>
                     </w:rPr>
                     <w:tab/>
                   </w:r>
@@ -1561,8 +1565,8 @@
                     <w:rPr>
                       <w:rFonts w:ascii="Avenir Next" w:hAnsi="Avenir Next" w:cs="Avenir Next" w:eastAsia="Avenir Next"/>
                       <w:color w:val="1A1A1A"/>
-                      <w:sz w:val="22"/>
-                      <w:szCs w:val="22"/>
+                      <w:sz w:val="21"/>
+                      <w:szCs w:val="21"/>
                     </w:rPr>
                     <w:t xml:space="preserve">6 × w = 90</w:t>
                   </w:r>
@@ -1570,8 +1574,8 @@
                     <w:rPr>
                       <w:rFonts w:ascii="Avenir Next" w:hAnsi="Avenir Next" w:cs="Avenir Next" w:eastAsia="Avenir Next"/>
                       <w:color w:val="1A1A1A"/>
-                      <w:sz w:val="22"/>
-                      <w:szCs w:val="22"/>
+                      <w:sz w:val="21"/>
+                      <w:szCs w:val="21"/>
                     </w:rPr>
                     <w:t xml:space="preserve">  </w:t>
                   </w:r>
@@ -1579,11 +1583,11 @@
                     <w:rPr>
                       <w:rFonts w:ascii="Avenir Next" w:hAnsi="Avenir Next" w:cs="Avenir Next" w:eastAsia="Avenir Next"/>
                       <w:color w:val="1A1A1A"/>
-                      <w:sz w:val="22"/>
-                      <w:szCs w:val="22"/>
+                      <w:sz w:val="21"/>
+                      <w:szCs w:val="21"/>
                       <w:u w:val="single"/>
                     </w:rPr>
-                    <w:t xml:space="preserve">    </w:t>
+                    <w:t xml:space="preserve">        </w:t>
                   </w:r>
                 </w:p>
               </w:tc>
@@ -1611,8 +1615,8 @@
                       <w:rFonts w:ascii="Avenir Next" w:hAnsi="Avenir Next" w:cs="Avenir Next" w:eastAsia="Avenir Next"/>
                       <w:b/>
                       <w:color w:val="003A70"/>
-                      <w:sz w:val="22"/>
-                      <w:szCs w:val="22"/>
+                      <w:sz w:val="21"/>
+                      <w:szCs w:val="21"/>
                     </w:rPr>
                     <w:t xml:space="preserve">d.</w:t>
                   </w:r>
@@ -1620,8 +1624,8 @@
                     <w:rPr>
                       <w:rFonts w:ascii="Avenir Next" w:hAnsi="Avenir Next" w:cs="Avenir Next" w:eastAsia="Avenir Next"/>
                       <w:color w:val="1A1A1A"/>
-                      <w:sz w:val="22"/>
-                      <w:szCs w:val="22"/>
+                      <w:sz w:val="21"/>
+                      <w:szCs w:val="21"/>
                     </w:rPr>
                     <w:tab/>
                   </w:r>
@@ -1629,8 +1633,8 @@
                     <w:rPr>
                       <w:rFonts w:ascii="Avenir Next" w:hAnsi="Avenir Next" w:cs="Avenir Next" w:eastAsia="Avenir Next"/>
                       <w:color w:val="1A1A1A"/>
-                      <w:sz w:val="22"/>
-                      <w:szCs w:val="22"/>
+                      <w:sz w:val="21"/>
+                      <w:szCs w:val="21"/>
                     </w:rPr>
                     <w:t xml:space="preserve">3 × w = 72</w:t>
                   </w:r>
@@ -1638,8 +1642,8 @@
                     <w:rPr>
                       <w:rFonts w:ascii="Avenir Next" w:hAnsi="Avenir Next" w:cs="Avenir Next" w:eastAsia="Avenir Next"/>
                       <w:color w:val="1A1A1A"/>
-                      <w:sz w:val="22"/>
-                      <w:szCs w:val="22"/>
+                      <w:sz w:val="21"/>
+                      <w:szCs w:val="21"/>
                     </w:rPr>
                     <w:t xml:space="preserve">  </w:t>
                   </w:r>
@@ -1647,11 +1651,11 @@
                     <w:rPr>
                       <w:rFonts w:ascii="Avenir Next" w:hAnsi="Avenir Next" w:cs="Avenir Next" w:eastAsia="Avenir Next"/>
                       <w:color w:val="1A1A1A"/>
-                      <w:sz w:val="22"/>
-                      <w:szCs w:val="22"/>
+                      <w:sz w:val="21"/>
+                      <w:szCs w:val="21"/>
                       <w:u w:val="single"/>
                     </w:rPr>
-                    <w:t xml:space="preserve">    </w:t>
+                    <w:t xml:space="preserve">        </w:t>
                   </w:r>
                 </w:p>
               </w:tc>
@@ -1673,8 +1677,8 @@
                       <w:rFonts w:ascii="Avenir Next" w:hAnsi="Avenir Next" w:cs="Avenir Next" w:eastAsia="Avenir Next"/>
                       <w:b/>
                       <w:color w:val="003A70"/>
-                      <w:sz w:val="22"/>
-                      <w:szCs w:val="22"/>
+                      <w:sz w:val="21"/>
+                      <w:szCs w:val="21"/>
                     </w:rPr>
                     <w:t xml:space="preserve">e.</w:t>
                   </w:r>
@@ -1682,8 +1686,8 @@
                     <w:rPr>
                       <w:rFonts w:ascii="Avenir Next" w:hAnsi="Avenir Next" w:cs="Avenir Next" w:eastAsia="Avenir Next"/>
                       <w:color w:val="1A1A1A"/>
-                      <w:sz w:val="22"/>
-                      <w:szCs w:val="22"/>
+                      <w:sz w:val="21"/>
+                      <w:szCs w:val="21"/>
                     </w:rPr>
                     <w:tab/>
                   </w:r>
@@ -1691,8 +1695,8 @@
                     <w:rPr>
                       <w:rFonts w:ascii="Avenir Next" w:hAnsi="Avenir Next" w:cs="Avenir Next" w:eastAsia="Avenir Next"/>
                       <w:color w:val="1A1A1A"/>
-                      <w:sz w:val="22"/>
-                      <w:szCs w:val="22"/>
+                      <w:sz w:val="21"/>
+                      <w:szCs w:val="21"/>
                     </w:rPr>
                     <w:t xml:space="preserve">7 × w = 56</w:t>
                   </w:r>
@@ -1700,8 +1704,8 @@
                     <w:rPr>
                       <w:rFonts w:ascii="Avenir Next" w:hAnsi="Avenir Next" w:cs="Avenir Next" w:eastAsia="Avenir Next"/>
                       <w:color w:val="1A1A1A"/>
-                      <w:sz w:val="22"/>
-                      <w:szCs w:val="22"/>
+                      <w:sz w:val="21"/>
+                      <w:szCs w:val="21"/>
                     </w:rPr>
                     <w:t xml:space="preserve">  </w:t>
                   </w:r>
@@ -1709,11 +1713,11 @@
                     <w:rPr>
                       <w:rFonts w:ascii="Avenir Next" w:hAnsi="Avenir Next" w:cs="Avenir Next" w:eastAsia="Avenir Next"/>
                       <w:color w:val="1A1A1A"/>
-                      <w:sz w:val="22"/>
-                      <w:szCs w:val="22"/>
+                      <w:sz w:val="21"/>
+                      <w:szCs w:val="21"/>
                       <w:u w:val="single"/>
                     </w:rPr>
-                    <w:t xml:space="preserve">    </w:t>
+                    <w:t xml:space="preserve">        </w:t>
                   </w:r>
                 </w:p>
               </w:tc>
@@ -1735,8 +1739,8 @@
                       <w:rFonts w:ascii="Avenir Next" w:hAnsi="Avenir Next" w:cs="Avenir Next" w:eastAsia="Avenir Next"/>
                       <w:b/>
                       <w:color w:val="003A70"/>
-                      <w:sz w:val="22"/>
-                      <w:szCs w:val="22"/>
+                      <w:sz w:val="21"/>
+                      <w:szCs w:val="21"/>
                     </w:rPr>
                     <w:t xml:space="preserve">f.</w:t>
                   </w:r>
@@ -1744,8 +1748,8 @@
                     <w:rPr>
                       <w:rFonts w:ascii="Avenir Next" w:hAnsi="Avenir Next" w:cs="Avenir Next" w:eastAsia="Avenir Next"/>
                       <w:color w:val="1A1A1A"/>
-                      <w:sz w:val="22"/>
-                      <w:szCs w:val="22"/>
+                      <w:sz w:val="21"/>
+                      <w:szCs w:val="21"/>
                     </w:rPr>
                     <w:tab/>
                   </w:r>
@@ -1753,8 +1757,8 @@
                     <w:rPr>
                       <w:rFonts w:ascii="Avenir Next" w:hAnsi="Avenir Next" w:cs="Avenir Next" w:eastAsia="Avenir Next"/>
                       <w:color w:val="1A1A1A"/>
-                      <w:sz w:val="22"/>
-                      <w:szCs w:val="22"/>
+                      <w:sz w:val="21"/>
+                      <w:szCs w:val="21"/>
                     </w:rPr>
                     <w:t xml:space="preserve">5 × w = 90</w:t>
                   </w:r>
@@ -1762,8 +1766,8 @@
                     <w:rPr>
                       <w:rFonts w:ascii="Avenir Next" w:hAnsi="Avenir Next" w:cs="Avenir Next" w:eastAsia="Avenir Next"/>
                       <w:color w:val="1A1A1A"/>
-                      <w:sz w:val="22"/>
-                      <w:szCs w:val="22"/>
+                      <w:sz w:val="21"/>
+                      <w:szCs w:val="21"/>
                     </w:rPr>
                     <w:t xml:space="preserve">  </w:t>
                   </w:r>
@@ -1771,11 +1775,11 @@
                     <w:rPr>
                       <w:rFonts w:ascii="Avenir Next" w:hAnsi="Avenir Next" w:cs="Avenir Next" w:eastAsia="Avenir Next"/>
                       <w:color w:val="1A1A1A"/>
-                      <w:sz w:val="22"/>
-                      <w:szCs w:val="22"/>
+                      <w:sz w:val="21"/>
+                      <w:szCs w:val="21"/>
                       <w:u w:val="single"/>
                     </w:rPr>
-                    <w:t xml:space="preserve">    </w:t>
+                    <w:t xml:space="preserve">        </w:t>
                   </w:r>
                 </w:p>
               </w:tc>
@@ -1843,7 +1847,7 @@
           <w:sz w:val="17"/>
           <w:szCs w:val="17"/>
         </w:rPr>
-        <w:t xml:space="preserve">Builds on Grade 5 · 5.NBT.B.6</w:t>
+        <w:t xml:space="preserve">Builds on Grade 5</w:t>
       </w:r>
     </w:p>
     <w:tbl>
@@ -1974,7 +1978,7 @@
                 <w:sz w:val="20"/>
                 <w:szCs w:val="20"/>
               </w:rPr>
-              <w:t xml:space="preserve">You will use it in Practice Form A, problems 5 and 7.</w:t>
+              <w:t xml:space="preserve">You will use it in Practice, problems 5 and 7.</w:t>
             </w:r>
           </w:p>
         </w:tc>
@@ -1990,6 +1994,7 @@
           <w:tab w:val="right" w:pos="9504"/>
         </w:tabs>
         <w:spacing w:before="50" w:after="36" w:line="240" w:lineRule="auto"/>
+        <w:outlineLvl w:val="1"/>
       </w:pPr>
       <w:r>
         <w:rPr>
@@ -2248,6 +2253,7 @@
           <w:tab w:val="right" w:pos="9504"/>
         </w:tabs>
         <w:spacing w:before="50" w:after="36" w:line="240" w:lineRule="auto"/>
+        <w:outlineLvl w:val="1"/>
       </w:pPr>
       <w:r>
         <w:rPr>
@@ -2454,6 +2460,7 @@
           <w:tab w:val="right" w:pos="9504"/>
         </w:tabs>
         <w:spacing w:before="50" w:after="36" w:line="240" w:lineRule="auto"/>
+        <w:outlineLvl w:val="1"/>
       </w:pPr>
       <w:r>
         <w:rPr>
@@ -2500,8 +2507,8 @@
           <w:rFonts w:ascii="Avenir Next" w:hAnsi="Avenir Next" w:cs="Avenir Next" w:eastAsia="Avenir Next"/>
           <w:b/>
           <w:color w:val="1A1A1A"/>
-          <w:sz w:val="22"/>
-          <w:szCs w:val="22"/>
+          <w:sz w:val="21"/>
+          <w:szCs w:val="21"/>
         </w:rPr>
         <w:t xml:space="preserve">4.</w:t>
       </w:r>
@@ -2509,8 +2516,8 @@
         <w:rPr>
           <w:rFonts w:ascii="Avenir Next" w:hAnsi="Avenir Next" w:cs="Avenir Next" w:eastAsia="Avenir Next"/>
           <w:color w:val="1A1A1A"/>
-          <w:sz w:val="22"/>
-          <w:szCs w:val="22"/>
+          <w:sz w:val="21"/>
+          <w:szCs w:val="21"/>
         </w:rPr>
         <w:tab/>
       </w:r>
@@ -2518,8 +2525,8 @@
         <w:rPr>
           <w:rFonts w:ascii="Avenir Next" w:hAnsi="Avenir Next" w:cs="Avenir Next" w:eastAsia="Avenir Next"/>
           <w:color w:val="1A1A1A"/>
-          <w:sz w:val="22"/>
-          <w:szCs w:val="22"/>
+          <w:sz w:val="21"/>
+          <w:szCs w:val="21"/>
         </w:rPr>
         <w:t xml:space="preserve">Find 195 ÷ 15.</w:t>
       </w:r>
@@ -2615,15 +2622,6 @@
           <w:color w:val="1A1A1A"/>
           <w:sz w:val="21"/>
           <w:szCs w:val="21"/>
-        </w:rPr>
-        <w:t xml:space="preserve">1 × 15 = </w:t>
-      </w:r>
-      <w:r>
-        <w:rPr>
-          <w:rFonts w:ascii="Avenir Next" w:hAnsi="Avenir Next" w:cs="Avenir Next" w:eastAsia="Avenir Next"/>
-          <w:color w:val="1A1A1A"/>
-          <w:sz w:val="21"/>
-          <w:szCs w:val="21"/>
           <w:u w:val="single"/>
         </w:rPr>
         <w:t xml:space="preserve">                </w:t>
@@ -2635,7 +2633,45 @@
           <w:sz w:val="21"/>
           <w:szCs w:val="21"/>
         </w:rPr>
-        <w:t xml:space="preserve">. 19 − 15 = </w:t>
+        <w:t xml:space="preserve"> × 15 = </w:t>
+      </w:r>
+      <w:r>
+        <w:rPr>
+          <w:rFonts w:ascii="Avenir Next" w:hAnsi="Avenir Next" w:cs="Avenir Next" w:eastAsia="Avenir Next"/>
+          <w:color w:val="1A1A1A"/>
+          <w:sz w:val="21"/>
+          <w:szCs w:val="21"/>
+          <w:u w:val="single"/>
+        </w:rPr>
+        <w:t xml:space="preserve">                </w:t>
+      </w:r>
+      <w:r>
+        <w:rPr>
+          <w:rFonts w:ascii="Avenir Next" w:hAnsi="Avenir Next" w:cs="Avenir Next" w:eastAsia="Avenir Next"/>
+          <w:color w:val="1A1A1A"/>
+          <w:sz w:val="21"/>
+          <w:szCs w:val="21"/>
+        </w:rPr>
+        <w:t xml:space="preserve">. 19 − </w:t>
+      </w:r>
+      <w:r>
+        <w:rPr>
+          <w:rFonts w:ascii="Avenir Next" w:hAnsi="Avenir Next" w:cs="Avenir Next" w:eastAsia="Avenir Next"/>
+          <w:color w:val="1A1A1A"/>
+          <w:sz w:val="21"/>
+          <w:szCs w:val="21"/>
+          <w:u w:val="single"/>
+        </w:rPr>
+        <w:t xml:space="preserve">                </w:t>
+      </w:r>
+      <w:r>
+        <w:rPr>
+          <w:rFonts w:ascii="Avenir Next" w:hAnsi="Avenir Next" w:cs="Avenir Next" w:eastAsia="Avenir Next"/>
+          <w:color w:val="1A1A1A"/>
+          <w:sz w:val="21"/>
+          <w:szCs w:val="21"/>
+        </w:rPr>
+        <w:t xml:space="preserve"> = </w:t>
       </w:r>
       <w:r>
         <w:rPr>
@@ -2762,8 +2798,8 @@
           <w:rFonts w:ascii="Avenir Next" w:hAnsi="Avenir Next" w:cs="Avenir Next" w:eastAsia="Avenir Next"/>
           <w:b/>
           <w:color w:val="1A1A1A"/>
-          <w:sz w:val="22"/>
-          <w:szCs w:val="22"/>
+          <w:sz w:val="21"/>
+          <w:szCs w:val="21"/>
         </w:rPr>
         <w:t xml:space="preserve">5.</w:t>
       </w:r>
@@ -2771,8 +2807,8 @@
         <w:rPr>
           <w:rFonts w:ascii="Avenir Next" w:hAnsi="Avenir Next" w:cs="Avenir Next" w:eastAsia="Avenir Next"/>
           <w:color w:val="1A1A1A"/>
-          <w:sz w:val="22"/>
-          <w:szCs w:val="22"/>
+          <w:sz w:val="21"/>
+          <w:szCs w:val="21"/>
         </w:rPr>
         <w:tab/>
       </w:r>
@@ -2780,8 +2816,8 @@
         <w:rPr>
           <w:rFonts w:ascii="Avenir Next" w:hAnsi="Avenir Next" w:cs="Avenir Next" w:eastAsia="Avenir Next"/>
           <w:color w:val="1A1A1A"/>
-          <w:sz w:val="22"/>
-          <w:szCs w:val="22"/>
+          <w:sz w:val="21"/>
+          <w:szCs w:val="21"/>
         </w:rPr>
         <w:t xml:space="preserve">Find 910 ÷ 35.</w:t>
       </w:r>
@@ -2877,15 +2913,6 @@
           <w:color w:val="1A1A1A"/>
           <w:sz w:val="21"/>
           <w:szCs w:val="21"/>
-        </w:rPr>
-        <w:t xml:space="preserve">2 × 35 = </w:t>
-      </w:r>
-      <w:r>
-        <w:rPr>
-          <w:rFonts w:ascii="Avenir Next" w:hAnsi="Avenir Next" w:cs="Avenir Next" w:eastAsia="Avenir Next"/>
-          <w:color w:val="1A1A1A"/>
-          <w:sz w:val="21"/>
-          <w:szCs w:val="21"/>
           <w:u w:val="single"/>
         </w:rPr>
         <w:t xml:space="preserve">                </w:t>
@@ -2897,7 +2924,45 @@
           <w:sz w:val="21"/>
           <w:szCs w:val="21"/>
         </w:rPr>
-        <w:t xml:space="preserve">. 91 − 70 = </w:t>
+        <w:t xml:space="preserve"> × 35 = </w:t>
+      </w:r>
+      <w:r>
+        <w:rPr>
+          <w:rFonts w:ascii="Avenir Next" w:hAnsi="Avenir Next" w:cs="Avenir Next" w:eastAsia="Avenir Next"/>
+          <w:color w:val="1A1A1A"/>
+          <w:sz w:val="21"/>
+          <w:szCs w:val="21"/>
+          <w:u w:val="single"/>
+        </w:rPr>
+        <w:t xml:space="preserve">                </w:t>
+      </w:r>
+      <w:r>
+        <w:rPr>
+          <w:rFonts w:ascii="Avenir Next" w:hAnsi="Avenir Next" w:cs="Avenir Next" w:eastAsia="Avenir Next"/>
+          <w:color w:val="1A1A1A"/>
+          <w:sz w:val="21"/>
+          <w:szCs w:val="21"/>
+        </w:rPr>
+        <w:t xml:space="preserve">. 91 − </w:t>
+      </w:r>
+      <w:r>
+        <w:rPr>
+          <w:rFonts w:ascii="Avenir Next" w:hAnsi="Avenir Next" w:cs="Avenir Next" w:eastAsia="Avenir Next"/>
+          <w:color w:val="1A1A1A"/>
+          <w:sz w:val="21"/>
+          <w:szCs w:val="21"/>
+          <w:u w:val="single"/>
+        </w:rPr>
+        <w:t xml:space="preserve">                </w:t>
+      </w:r>
+      <w:r>
+        <w:rPr>
+          <w:rFonts w:ascii="Avenir Next" w:hAnsi="Avenir Next" w:cs="Avenir Next" w:eastAsia="Avenir Next"/>
+          <w:color w:val="1A1A1A"/>
+          <w:sz w:val="21"/>
+          <w:szCs w:val="21"/>
+        </w:rPr>
+        <w:t xml:space="preserve"> = </w:t>
       </w:r>
       <w:r>
         <w:rPr>
@@ -3020,6 +3085,7 @@
           <w:tab w:val="right" w:pos="9504"/>
         </w:tabs>
         <w:spacing w:before="50" w:after="36" w:line="240" w:lineRule="auto"/>
+        <w:outlineLvl w:val="1"/>
       </w:pPr>
       <w:r>
         <w:rPr>
@@ -3104,8 +3170,8 @@
                 <w:rFonts w:ascii="Avenir Next" w:hAnsi="Avenir Next" w:cs="Avenir Next" w:eastAsia="Avenir Next"/>
                 <w:b/>
                 <w:color w:val="1A1A1A"/>
-                <w:sz w:val="22"/>
-                <w:szCs w:val="22"/>
+                <w:sz w:val="21"/>
+                <w:szCs w:val="21"/>
               </w:rPr>
               <w:t xml:space="preserve">6.</w:t>
             </w:r>
@@ -3113,8 +3179,8 @@
               <w:rPr>
                 <w:rFonts w:ascii="Avenir Next" w:hAnsi="Avenir Next" w:cs="Avenir Next" w:eastAsia="Avenir Next"/>
                 <w:color w:val="1A1A1A"/>
-                <w:sz w:val="22"/>
-                <w:szCs w:val="22"/>
+                <w:sz w:val="21"/>
+                <w:szCs w:val="21"/>
               </w:rPr>
               <w:tab/>
             </w:r>
@@ -3122,8 +3188,8 @@
               <w:rPr>
                 <w:rFonts w:ascii="Avenir Next" w:hAnsi="Avenir Next" w:cs="Avenir Next" w:eastAsia="Avenir Next"/>
                 <w:color w:val="1A1A1A"/>
-                <w:sz w:val="22"/>
-                <w:szCs w:val="22"/>
+                <w:sz w:val="21"/>
+                <w:szCs w:val="21"/>
               </w:rPr>
               <w:t xml:space="preserve">Divide.</w:t>
             </w:r>
@@ -3178,8 +3244,8 @@
                       <w:rFonts w:ascii="Avenir Next" w:hAnsi="Avenir Next" w:cs="Avenir Next" w:eastAsia="Avenir Next"/>
                       <w:b/>
                       <w:color w:val="003A70"/>
-                      <w:sz w:val="22"/>
-                      <w:szCs w:val="22"/>
+                      <w:sz w:val="21"/>
+                      <w:szCs w:val="21"/>
                     </w:rPr>
                     <w:t xml:space="preserve">a.</w:t>
                   </w:r>
@@ -3187,8 +3253,8 @@
                     <w:rPr>
                       <w:rFonts w:ascii="Avenir Next" w:hAnsi="Avenir Next" w:cs="Avenir Next" w:eastAsia="Avenir Next"/>
                       <w:color w:val="1A1A1A"/>
-                      <w:sz w:val="22"/>
-                      <w:szCs w:val="22"/>
+                      <w:sz w:val="21"/>
+                      <w:szCs w:val="21"/>
                     </w:rPr>
                     <w:tab/>
                   </w:r>
@@ -3196,8 +3262,8 @@
                     <w:rPr>
                       <w:rFonts w:ascii="Avenir Next" w:hAnsi="Avenir Next" w:cs="Avenir Next" w:eastAsia="Avenir Next"/>
                       <w:color w:val="1A1A1A"/>
-                      <w:sz w:val="22"/>
-                      <w:szCs w:val="22"/>
+                      <w:sz w:val="21"/>
+                      <w:szCs w:val="21"/>
                     </w:rPr>
                     <w:t xml:space="preserve">252 ÷ 18 =</w:t>
                   </w:r>
@@ -3205,8 +3271,8 @@
                     <w:rPr>
                       <w:rFonts w:ascii="Avenir Next" w:hAnsi="Avenir Next" w:cs="Avenir Next" w:eastAsia="Avenir Next"/>
                       <w:color w:val="1A1A1A"/>
-                      <w:sz w:val="22"/>
-                      <w:szCs w:val="22"/>
+                      <w:sz w:val="21"/>
+                      <w:szCs w:val="21"/>
                     </w:rPr>
                     <w:t xml:space="preserve">  </w:t>
                   </w:r>
@@ -3214,11 +3280,11 @@
                     <w:rPr>
                       <w:rFonts w:ascii="Avenir Next" w:hAnsi="Avenir Next" w:cs="Avenir Next" w:eastAsia="Avenir Next"/>
                       <w:color w:val="1A1A1A"/>
-                      <w:sz w:val="22"/>
-                      <w:szCs w:val="22"/>
+                      <w:sz w:val="21"/>
+                      <w:szCs w:val="21"/>
                       <w:u w:val="single"/>
                     </w:rPr>
-                    <w:t xml:space="preserve">      </w:t>
+                    <w:t xml:space="preserve">          </w:t>
                   </w:r>
                 </w:p>
               </w:tc>
@@ -3240,8 +3306,8 @@
                       <w:rFonts w:ascii="Avenir Next" w:hAnsi="Avenir Next" w:cs="Avenir Next" w:eastAsia="Avenir Next"/>
                       <w:b/>
                       <w:color w:val="003A70"/>
-                      <w:sz w:val="22"/>
-                      <w:szCs w:val="22"/>
+                      <w:sz w:val="21"/>
+                      <w:szCs w:val="21"/>
                     </w:rPr>
                     <w:t xml:space="preserve">b.</w:t>
                   </w:r>
@@ -3249,8 +3315,8 @@
                     <w:rPr>
                       <w:rFonts w:ascii="Avenir Next" w:hAnsi="Avenir Next" w:cs="Avenir Next" w:eastAsia="Avenir Next"/>
                       <w:color w:val="1A1A1A"/>
-                      <w:sz w:val="22"/>
-                      <w:szCs w:val="22"/>
+                      <w:sz w:val="21"/>
+                      <w:szCs w:val="21"/>
                     </w:rPr>
                     <w:tab/>
                   </w:r>
@@ -3258,8 +3324,8 @@
                     <w:rPr>
                       <w:rFonts w:ascii="Avenir Next" w:hAnsi="Avenir Next" w:cs="Avenir Next" w:eastAsia="Avenir Next"/>
                       <w:color w:val="1A1A1A"/>
-                      <w:sz w:val="22"/>
-                      <w:szCs w:val="22"/>
+                      <w:sz w:val="21"/>
+                      <w:szCs w:val="21"/>
                     </w:rPr>
                     <w:t xml:space="preserve">540 ÷ 36 =</w:t>
                   </w:r>
@@ -3267,8 +3333,8 @@
                     <w:rPr>
                       <w:rFonts w:ascii="Avenir Next" w:hAnsi="Avenir Next" w:cs="Avenir Next" w:eastAsia="Avenir Next"/>
                       <w:color w:val="1A1A1A"/>
-                      <w:sz w:val="22"/>
-                      <w:szCs w:val="22"/>
+                      <w:sz w:val="21"/>
+                      <w:szCs w:val="21"/>
                     </w:rPr>
                     <w:t xml:space="preserve">  </w:t>
                   </w:r>
@@ -3276,11 +3342,11 @@
                     <w:rPr>
                       <w:rFonts w:ascii="Avenir Next" w:hAnsi="Avenir Next" w:cs="Avenir Next" w:eastAsia="Avenir Next"/>
                       <w:color w:val="1A1A1A"/>
-                      <w:sz w:val="22"/>
-                      <w:szCs w:val="22"/>
+                      <w:sz w:val="21"/>
+                      <w:szCs w:val="21"/>
                       <w:u w:val="single"/>
                     </w:rPr>
-                    <w:t xml:space="preserve">      </w:t>
+                    <w:t xml:space="preserve">          </w:t>
                   </w:r>
                 </w:p>
               </w:tc>
@@ -3302,8 +3368,8 @@
                       <w:rFonts w:ascii="Avenir Next" w:hAnsi="Avenir Next" w:cs="Avenir Next" w:eastAsia="Avenir Next"/>
                       <w:b/>
                       <w:color w:val="003A70"/>
-                      <w:sz w:val="22"/>
-                      <w:szCs w:val="22"/>
+                      <w:sz w:val="21"/>
+                      <w:szCs w:val="21"/>
                     </w:rPr>
                     <w:t xml:space="preserve">c.</w:t>
                   </w:r>
@@ -3311,8 +3377,8 @@
                     <w:rPr>
                       <w:rFonts w:ascii="Avenir Next" w:hAnsi="Avenir Next" w:cs="Avenir Next" w:eastAsia="Avenir Next"/>
                       <w:color w:val="1A1A1A"/>
-                      <w:sz w:val="22"/>
-                      <w:szCs w:val="22"/>
+                      <w:sz w:val="21"/>
+                      <w:szCs w:val="21"/>
                     </w:rPr>
                     <w:tab/>
                   </w:r>
@@ -3320,8 +3386,8 @@
                     <w:rPr>
                       <w:rFonts w:ascii="Avenir Next" w:hAnsi="Avenir Next" w:cs="Avenir Next" w:eastAsia="Avenir Next"/>
                       <w:color w:val="1A1A1A"/>
-                      <w:sz w:val="22"/>
-                      <w:szCs w:val="22"/>
+                      <w:sz w:val="21"/>
+                      <w:szCs w:val="21"/>
                     </w:rPr>
                     <w:t xml:space="preserve">624 ÷ 24 =</w:t>
                   </w:r>
@@ -3329,8 +3395,8 @@
                     <w:rPr>
                       <w:rFonts w:ascii="Avenir Next" w:hAnsi="Avenir Next" w:cs="Avenir Next" w:eastAsia="Avenir Next"/>
                       <w:color w:val="1A1A1A"/>
-                      <w:sz w:val="22"/>
-                      <w:szCs w:val="22"/>
+                      <w:sz w:val="21"/>
+                      <w:szCs w:val="21"/>
                     </w:rPr>
                     <w:t xml:space="preserve">  </w:t>
                   </w:r>
@@ -3338,11 +3404,11 @@
                     <w:rPr>
                       <w:rFonts w:ascii="Avenir Next" w:hAnsi="Avenir Next" w:cs="Avenir Next" w:eastAsia="Avenir Next"/>
                       <w:color w:val="1A1A1A"/>
-                      <w:sz w:val="22"/>
-                      <w:szCs w:val="22"/>
+                      <w:sz w:val="21"/>
+                      <w:szCs w:val="21"/>
                       <w:u w:val="single"/>
                     </w:rPr>
-                    <w:t xml:space="preserve">      </w:t>
+                    <w:t xml:space="preserve">          </w:t>
                   </w:r>
                 </w:p>
               </w:tc>
@@ -3370,8 +3436,8 @@
                       <w:rFonts w:ascii="Avenir Next" w:hAnsi="Avenir Next" w:cs="Avenir Next" w:eastAsia="Avenir Next"/>
                       <w:b/>
                       <w:color w:val="003A70"/>
-                      <w:sz w:val="22"/>
-                      <w:szCs w:val="22"/>
+                      <w:sz w:val="21"/>
+                      <w:szCs w:val="21"/>
                     </w:rPr>
                     <w:t xml:space="preserve">d.</w:t>
                   </w:r>
@@ -3379,8 +3445,8 @@
                     <w:rPr>
                       <w:rFonts w:ascii="Avenir Next" w:hAnsi="Avenir Next" w:cs="Avenir Next" w:eastAsia="Avenir Next"/>
                       <w:color w:val="1A1A1A"/>
-                      <w:sz w:val="22"/>
-                      <w:szCs w:val="22"/>
+                      <w:sz w:val="21"/>
+                      <w:szCs w:val="21"/>
                     </w:rPr>
                     <w:tab/>
                   </w:r>
@@ -3388,8 +3454,8 @@
                     <w:rPr>
                       <w:rFonts w:ascii="Avenir Next" w:hAnsi="Avenir Next" w:cs="Avenir Next" w:eastAsia="Avenir Next"/>
                       <w:color w:val="1A1A1A"/>
-                      <w:sz w:val="22"/>
-                      <w:szCs w:val="22"/>
+                      <w:sz w:val="21"/>
+                      <w:szCs w:val="21"/>
                     </w:rPr>
                     <w:t xml:space="preserve">1,170 ÷ 45 =</w:t>
                   </w:r>
@@ -3397,8 +3463,8 @@
                     <w:rPr>
                       <w:rFonts w:ascii="Avenir Next" w:hAnsi="Avenir Next" w:cs="Avenir Next" w:eastAsia="Avenir Next"/>
                       <w:color w:val="1A1A1A"/>
-                      <w:sz w:val="22"/>
-                      <w:szCs w:val="22"/>
+                      <w:sz w:val="21"/>
+                      <w:szCs w:val="21"/>
                     </w:rPr>
                     <w:t xml:space="preserve">  </w:t>
                   </w:r>
@@ -3406,11 +3472,11 @@
                     <w:rPr>
                       <w:rFonts w:ascii="Avenir Next" w:hAnsi="Avenir Next" w:cs="Avenir Next" w:eastAsia="Avenir Next"/>
                       <w:color w:val="1A1A1A"/>
-                      <w:sz w:val="22"/>
-                      <w:szCs w:val="22"/>
+                      <w:sz w:val="21"/>
+                      <w:szCs w:val="21"/>
                       <w:u w:val="single"/>
                     </w:rPr>
-                    <w:t xml:space="preserve">      </w:t>
+                    <w:t xml:space="preserve">          </w:t>
                   </w:r>
                 </w:p>
               </w:tc>
@@ -3432,8 +3498,8 @@
                       <w:rFonts w:ascii="Avenir Next" w:hAnsi="Avenir Next" w:cs="Avenir Next" w:eastAsia="Avenir Next"/>
                       <w:b/>
                       <w:color w:val="003A70"/>
-                      <w:sz w:val="22"/>
-                      <w:szCs w:val="22"/>
+                      <w:sz w:val="21"/>
+                      <w:szCs w:val="21"/>
                     </w:rPr>
                     <w:t xml:space="preserve">e.</w:t>
                   </w:r>
@@ -3441,8 +3507,8 @@
                     <w:rPr>
                       <w:rFonts w:ascii="Avenir Next" w:hAnsi="Avenir Next" w:cs="Avenir Next" w:eastAsia="Avenir Next"/>
                       <w:color w:val="1A1A1A"/>
-                      <w:sz w:val="22"/>
-                      <w:szCs w:val="22"/>
+                      <w:sz w:val="21"/>
+                      <w:szCs w:val="21"/>
                     </w:rPr>
                     <w:tab/>
                   </w:r>
@@ -3450,17 +3516,17 @@
                     <w:rPr>
                       <w:rFonts w:ascii="Avenir Next" w:hAnsi="Avenir Next" w:cs="Avenir Next" w:eastAsia="Avenir Next"/>
                       <w:color w:val="1A1A1A"/>
-                      <w:sz w:val="22"/>
-                      <w:szCs w:val="22"/>
-                    </w:rPr>
-                    <w:t xml:space="preserve">31,200 ÷ 65 =</w:t>
-                  </w:r>
-                  <w:r>
-                    <w:rPr>
-                      <w:rFonts w:ascii="Avenir Next" w:hAnsi="Avenir Next" w:cs="Avenir Next" w:eastAsia="Avenir Next"/>
-                      <w:color w:val="1A1A1A"/>
-                      <w:sz w:val="22"/>
-                      <w:szCs w:val="22"/>
+                      <w:sz w:val="21"/>
+                      <w:szCs w:val="21"/>
+                    </w:rPr>
+                    <w:t xml:space="preserve">2,730 ÷ 65 =</w:t>
+                  </w:r>
+                  <w:r>
+                    <w:rPr>
+                      <w:rFonts w:ascii="Avenir Next" w:hAnsi="Avenir Next" w:cs="Avenir Next" w:eastAsia="Avenir Next"/>
+                      <w:color w:val="1A1A1A"/>
+                      <w:sz w:val="21"/>
+                      <w:szCs w:val="21"/>
                     </w:rPr>
                     <w:t xml:space="preserve">  </w:t>
                   </w:r>
@@ -3468,11 +3534,11 @@
                     <w:rPr>
                       <w:rFonts w:ascii="Avenir Next" w:hAnsi="Avenir Next" w:cs="Avenir Next" w:eastAsia="Avenir Next"/>
                       <w:color w:val="1A1A1A"/>
-                      <w:sz w:val="22"/>
-                      <w:szCs w:val="22"/>
+                      <w:sz w:val="21"/>
+                      <w:szCs w:val="21"/>
                       <w:u w:val="single"/>
                     </w:rPr>
-                    <w:t xml:space="preserve">      </w:t>
+                    <w:t xml:space="preserve">          </w:t>
                   </w:r>
                 </w:p>
               </w:tc>
@@ -3494,8 +3560,8 @@
                       <w:rFonts w:ascii="Avenir Next" w:hAnsi="Avenir Next" w:cs="Avenir Next" w:eastAsia="Avenir Next"/>
                       <w:b/>
                       <w:color w:val="003A70"/>
-                      <w:sz w:val="22"/>
-                      <w:szCs w:val="22"/>
+                      <w:sz w:val="21"/>
+                      <w:szCs w:val="21"/>
                     </w:rPr>
                     <w:t xml:space="preserve">f.</w:t>
                   </w:r>
@@ -3503,8 +3569,8 @@
                     <w:rPr>
                       <w:rFonts w:ascii="Avenir Next" w:hAnsi="Avenir Next" w:cs="Avenir Next" w:eastAsia="Avenir Next"/>
                       <w:color w:val="1A1A1A"/>
-                      <w:sz w:val="22"/>
-                      <w:szCs w:val="22"/>
+                      <w:sz w:val="21"/>
+                      <w:szCs w:val="21"/>
                     </w:rPr>
                     <w:tab/>
                   </w:r>
@@ -3512,17 +3578,17 @@
                     <w:rPr>
                       <w:rFonts w:ascii="Avenir Next" w:hAnsi="Avenir Next" w:cs="Avenir Next" w:eastAsia="Avenir Next"/>
                       <w:color w:val="1A1A1A"/>
-                      <w:sz w:val="22"/>
-                      <w:szCs w:val="22"/>
-                    </w:rPr>
-                    <w:t xml:space="preserve">1,050 ÷ 35 =</w:t>
-                  </w:r>
-                  <w:r>
-                    <w:rPr>
-                      <w:rFonts w:ascii="Avenir Next" w:hAnsi="Avenir Next" w:cs="Avenir Next" w:eastAsia="Avenir Next"/>
-                      <w:color w:val="1A1A1A"/>
-                      <w:sz w:val="22"/>
-                      <w:szCs w:val="22"/>
+                      <w:sz w:val="21"/>
+                      <w:szCs w:val="21"/>
+                    </w:rPr>
+                    <w:t xml:space="preserve">945 ÷ 35 =</w:t>
+                  </w:r>
+                  <w:r>
+                    <w:rPr>
+                      <w:rFonts w:ascii="Avenir Next" w:hAnsi="Avenir Next" w:cs="Avenir Next" w:eastAsia="Avenir Next"/>
+                      <w:color w:val="1A1A1A"/>
+                      <w:sz w:val="21"/>
+                      <w:szCs w:val="21"/>
                     </w:rPr>
                     <w:t xml:space="preserve">  </w:t>
                   </w:r>
@@ -3530,11 +3596,11 @@
                     <w:rPr>
                       <w:rFonts w:ascii="Avenir Next" w:hAnsi="Avenir Next" w:cs="Avenir Next" w:eastAsia="Avenir Next"/>
                       <w:color w:val="1A1A1A"/>
-                      <w:sz w:val="22"/>
-                      <w:szCs w:val="22"/>
+                      <w:sz w:val="21"/>
+                      <w:szCs w:val="21"/>
                       <w:u w:val="single"/>
                     </w:rPr>
-                    <w:t xml:space="preserve">      </w:t>
+                    <w:t xml:space="preserve">          </w:t>
                   </w:r>
                 </w:p>
               </w:tc>
@@ -3563,6 +3629,7 @@
           <w:tab w:val="right" w:pos="9504"/>
         </w:tabs>
         <w:spacing w:before="50" w:after="36" w:line="240" w:lineRule="auto"/>
+        <w:outlineLvl w:val="1"/>
       </w:pPr>
       <w:r>
         <w:rPr>
@@ -3647,8 +3714,8 @@
                 <w:rFonts w:ascii="Avenir Next" w:hAnsi="Avenir Next" w:cs="Avenir Next" w:eastAsia="Avenir Next"/>
                 <w:b/>
                 <w:color w:val="1A1A1A"/>
-                <w:sz w:val="22"/>
-                <w:szCs w:val="22"/>
+                <w:sz w:val="21"/>
+                <w:szCs w:val="21"/>
               </w:rPr>
               <w:t xml:space="preserve">7.</w:t>
             </w:r>
@@ -3656,8 +3723,8 @@
               <w:rPr>
                 <w:rFonts w:ascii="Avenir Next" w:hAnsi="Avenir Next" w:cs="Avenir Next" w:eastAsia="Avenir Next"/>
                 <w:color w:val="1A1A1A"/>
-                <w:sz w:val="22"/>
-                <w:szCs w:val="22"/>
+                <w:sz w:val="21"/>
+                <w:szCs w:val="21"/>
               </w:rPr>
               <w:tab/>
             </w:r>
@@ -3665,10 +3732,10 @@
               <w:rPr>
                 <w:rFonts w:ascii="Avenir Next" w:hAnsi="Avenir Next" w:cs="Avenir Next" w:eastAsia="Avenir Next"/>
                 <w:color w:val="1A1A1A"/>
-                <w:sz w:val="22"/>
-                <w:szCs w:val="22"/>
-              </w:rPr>
-              <w:t xml:space="preserve">Mei solves 0.65 × w = 312. She needs 31,200 ÷ 65. What is 31,200 ÷ 65?</w:t>
+                <w:sz w:val="21"/>
+                <w:szCs w:val="21"/>
+              </w:rPr>
+              <w:t xml:space="preserve">Mei solves 0.65 × w = 247. She needs 24,700 ÷ 65. What is 24,700 ÷ 65?</w:t>
             </w:r>
           </w:p>
           <w:tbl>
@@ -3721,8 +3788,8 @@
                       <w:rFonts w:ascii="Avenir Next" w:hAnsi="Avenir Next" w:cs="Avenir Next" w:eastAsia="Avenir Next"/>
                       <w:b/>
                       <w:color w:val="003A70"/>
-                      <w:sz w:val="21"/>
-                      <w:szCs w:val="21"/>
+                      <w:sz w:val="22"/>
+                      <w:szCs w:val="22"/>
                     </w:rPr>
                     <w:t xml:space="preserve">A</w:t>
                   </w:r>
@@ -3730,8 +3797,8 @@
                     <w:rPr>
                       <w:rFonts w:ascii="Avenir Next" w:hAnsi="Avenir Next" w:cs="Avenir Next" w:eastAsia="Avenir Next"/>
                       <w:color w:val="1A1A1A"/>
-                      <w:sz w:val="21"/>
-                      <w:szCs w:val="21"/>
+                      <w:sz w:val="22"/>
+                      <w:szCs w:val="22"/>
                     </w:rPr>
                     <w:tab/>
                   </w:r>
@@ -3739,10 +3806,10 @@
                     <w:rPr>
                       <w:rFonts w:ascii="Avenir Next" w:hAnsi="Avenir Next" w:cs="Avenir Next" w:eastAsia="Avenir Next"/>
                       <w:color w:val="1A1A1A"/>
-                      <w:sz w:val="21"/>
-                      <w:szCs w:val="21"/>
-                    </w:rPr>
-                    <w:t xml:space="preserve">480</w:t>
+                      <w:sz w:val="22"/>
+                      <w:szCs w:val="22"/>
+                    </w:rPr>
+                    <w:t xml:space="preserve">380</w:t>
                   </w:r>
                 </w:p>
               </w:tc>
@@ -3764,8 +3831,8 @@
                       <w:rFonts w:ascii="Avenir Next" w:hAnsi="Avenir Next" w:cs="Avenir Next" w:eastAsia="Avenir Next"/>
                       <w:b/>
                       <w:color w:val="003A70"/>
-                      <w:sz w:val="21"/>
-                      <w:szCs w:val="21"/>
+                      <w:sz w:val="22"/>
+                      <w:szCs w:val="22"/>
                     </w:rPr>
                     <w:t xml:space="preserve">B</w:t>
                   </w:r>
@@ -3773,8 +3840,8 @@
                     <w:rPr>
                       <w:rFonts w:ascii="Avenir Next" w:hAnsi="Avenir Next" w:cs="Avenir Next" w:eastAsia="Avenir Next"/>
                       <w:color w:val="1A1A1A"/>
-                      <w:sz w:val="21"/>
-                      <w:szCs w:val="21"/>
+                      <w:sz w:val="22"/>
+                      <w:szCs w:val="22"/>
                     </w:rPr>
                     <w:tab/>
                   </w:r>
@@ -3782,10 +3849,10 @@
                     <w:rPr>
                       <w:rFonts w:ascii="Avenir Next" w:hAnsi="Avenir Next" w:cs="Avenir Next" w:eastAsia="Avenir Next"/>
                       <w:color w:val="1A1A1A"/>
-                      <w:sz w:val="21"/>
-                      <w:szCs w:val="21"/>
-                    </w:rPr>
-                    <w:t xml:space="preserve">48</w:t>
+                      <w:sz w:val="22"/>
+                      <w:szCs w:val="22"/>
+                    </w:rPr>
+                    <w:t xml:space="preserve">38</w:t>
                   </w:r>
                 </w:p>
               </w:tc>
@@ -3807,8 +3874,8 @@
                       <w:rFonts w:ascii="Avenir Next" w:hAnsi="Avenir Next" w:cs="Avenir Next" w:eastAsia="Avenir Next"/>
                       <w:b/>
                       <w:color w:val="003A70"/>
-                      <w:sz w:val="21"/>
-                      <w:szCs w:val="21"/>
+                      <w:sz w:val="22"/>
+                      <w:szCs w:val="22"/>
                     </w:rPr>
                     <w:t xml:space="preserve">C</w:t>
                   </w:r>
@@ -3816,8 +3883,8 @@
                     <w:rPr>
                       <w:rFonts w:ascii="Avenir Next" w:hAnsi="Avenir Next" w:cs="Avenir Next" w:eastAsia="Avenir Next"/>
                       <w:color w:val="1A1A1A"/>
-                      <w:sz w:val="21"/>
-                      <w:szCs w:val="21"/>
+                      <w:sz w:val="22"/>
+                      <w:szCs w:val="22"/>
                     </w:rPr>
                     <w:tab/>
                   </w:r>
@@ -3825,10 +3892,10 @@
                     <w:rPr>
                       <w:rFonts w:ascii="Avenir Next" w:hAnsi="Avenir Next" w:cs="Avenir Next" w:eastAsia="Avenir Next"/>
                       <w:color w:val="1A1A1A"/>
-                      <w:sz w:val="21"/>
-                      <w:szCs w:val="21"/>
-                    </w:rPr>
-                    <w:t xml:space="preserve">4,800</w:t>
+                      <w:sz w:val="22"/>
+                      <w:szCs w:val="22"/>
+                    </w:rPr>
+                    <w:t xml:space="preserve">3,800</w:t>
                   </w:r>
                 </w:p>
               </w:tc>
@@ -3850,8 +3917,8 @@
                       <w:rFonts w:ascii="Avenir Next" w:hAnsi="Avenir Next" w:cs="Avenir Next" w:eastAsia="Avenir Next"/>
                       <w:b/>
                       <w:color w:val="003A70"/>
-                      <w:sz w:val="21"/>
-                      <w:szCs w:val="21"/>
+                      <w:sz w:val="22"/>
+                      <w:szCs w:val="22"/>
                     </w:rPr>
                     <w:t xml:space="preserve">D</w:t>
                   </w:r>
@@ -3859,8 +3926,8 @@
                     <w:rPr>
                       <w:rFonts w:ascii="Avenir Next" w:hAnsi="Avenir Next" w:cs="Avenir Next" w:eastAsia="Avenir Next"/>
                       <w:color w:val="1A1A1A"/>
-                      <w:sz w:val="21"/>
-                      <w:szCs w:val="21"/>
+                      <w:sz w:val="22"/>
+                      <w:szCs w:val="22"/>
                     </w:rPr>
                     <w:tab/>
                   </w:r>
@@ -3868,10 +3935,10 @@
                     <w:rPr>
                       <w:rFonts w:ascii="Avenir Next" w:hAnsi="Avenir Next" w:cs="Avenir Next" w:eastAsia="Avenir Next"/>
                       <w:color w:val="1A1A1A"/>
-                      <w:sz w:val="21"/>
-                      <w:szCs w:val="21"/>
-                    </w:rPr>
-                    <w:t xml:space="preserve">408</w:t>
+                      <w:sz w:val="22"/>
+                      <w:szCs w:val="22"/>
+                    </w:rPr>
+                    <w:t xml:space="preserve">308</w:t>
                   </w:r>
                 </w:p>
               </w:tc>
@@ -3917,19 +3984,19 @@
         <w:tblLook w:val="0000" w:firstRow="0" w:lastRow="0" w:firstColumn="0" w:lastColumn="0" w:noHBand="1" w:noVBand="1"/>
       </w:tblPr>
       <w:tblGrid>
-        <w:gridCol w:w="2000"/>
-        <w:gridCol w:w="2300"/>
-        <w:gridCol w:w="2100"/>
-        <w:gridCol w:w="3104"/>
+        <w:gridCol w:w="1750"/>
+        <w:gridCol w:w="2500"/>
+        <w:gridCol w:w="2200"/>
+        <w:gridCol w:w="3054"/>
       </w:tblGrid>
       <w:tr>
         <w:trPr>
           <w:cantSplit/>
-          <w:trHeight w:val="320" w:hRule="atLeast"/>
+          <w:trHeight w:val="300" w:hRule="atLeast"/>
         </w:trPr>
         <w:tc>
           <w:tcPr>
-            <w:tcW w:w="2000" w:type="dxa"/>
+            <w:tcW w:w="1750" w:type="dxa"/>
             <w:vAlign w:val="center"/>
           </w:tcPr>
           <w:p>
@@ -3951,7 +4018,7 @@
         </w:tc>
         <w:tc>
           <w:tcPr>
-            <w:tcW w:w="2300" w:type="dxa"/>
+            <w:tcW w:w="2500" w:type="dxa"/>
             <w:vAlign w:val="center"/>
           </w:tcPr>
           <w:p>
@@ -3962,8 +4029,8 @@
               <w:rPr>
                 <w:rFonts w:ascii="Arial" w:hAnsi="Arial" w:cs="Arial" w:eastAsia="Arial"/>
                 <w:color w:val="1A1A1A"/>
-                <w:sz w:val="24"/>
-                <w:szCs w:val="24"/>
+                <w:sz w:val="20"/>
+                <w:szCs w:val="20"/>
               </w:rPr>
               <w:t xml:space="preserve">□</w:t>
             </w:r>
@@ -3980,7 +4047,7 @@
         </w:tc>
         <w:tc>
           <w:tcPr>
-            <w:tcW w:w="2100" w:type="dxa"/>
+            <w:tcW w:w="2200" w:type="dxa"/>
             <w:vAlign w:val="center"/>
           </w:tcPr>
           <w:p>
@@ -3991,8 +4058,8 @@
               <w:rPr>
                 <w:rFonts w:ascii="Arial" w:hAnsi="Arial" w:cs="Arial" w:eastAsia="Arial"/>
                 <w:color w:val="1A1A1A"/>
-                <w:sz w:val="24"/>
-                <w:szCs w:val="24"/>
+                <w:sz w:val="20"/>
+                <w:szCs w:val="20"/>
               </w:rPr>
               <w:t xml:space="preserve">□</w:t>
             </w:r>
@@ -4009,7 +4076,7 @@
         </w:tc>
         <w:tc>
           <w:tcPr>
-            <w:tcW w:w="3104" w:type="dxa"/>
+            <w:tcW w:w="3054" w:type="dxa"/>
             <w:vAlign w:val="center"/>
           </w:tcPr>
           <w:p>
@@ -4020,8 +4087,8 @@
               <w:rPr>
                 <w:rFonts w:ascii="Arial" w:hAnsi="Arial" w:cs="Arial" w:eastAsia="Arial"/>
                 <w:color w:val="1A1A1A"/>
-                <w:sz w:val="24"/>
-                <w:szCs w:val="24"/>
+                <w:sz w:val="20"/>
+                <w:szCs w:val="20"/>
               </w:rPr>
               <w:t xml:space="preserve">□</w:t>
             </w:r>
@@ -4056,7 +4123,7 @@
     <w:sectPr>
       <w:footerReference w:type="default" r:id="rIdFooter1"/>
       <w:pgSz w:w="12240" w:h="15840"/>
-      <w:pgMar w:top="893" w:right="1224" w:bottom="835" w:left="1512" w:header="432" w:footer="432" w:gutter="0"/>
+      <w:pgMar w:top="780" w:right="1224" w:bottom="760" w:left="1512" w:header="432" w:footer="432" w:gutter="0"/>
       <w:cols w:space="720"/>
     </w:sectPr>
   </w:body>
